--- a/services/contratoHonorarios.docx
+++ b/services/contratoHonorarios.docx
@@ -137,7 +137,7 @@
           <w:sz w:val="24"/>
           <w:shd w:fill="F2F2F2" w:val="clear"/>
         </w:rPr>
-        <w:t xml:space="preserve"> nacionalidade, estado civil, profissão, portadora da Carteira de Identidade nº {CIN}, e CPF nº {CPF}, residente e domiciliada na {RUA}, {ENDERECONUMERO}, {BAIRRO}, da cidade de {CIDADE}, Estado do {ESTADO}, com {CEP}. </w:t>
+        <w:t xml:space="preserve"> nacionalidade, estado civil, {PROFISSAO}, portadora da Carteira de Identidade nº {CIN}, e CPF nº {CPF}, residente e domiciliada na {RUA}, {ENDERECONUMERO}, {BAIRRO}, da cidade de {CIDADE}, Estado do {ESTADO}, com {CEP}. </w:t>
       </w:r>
     </w:p>
     <w:p>
